--- a/labs/lab03/report/report.docx
+++ b/labs/lab03/report/report.docx
@@ -111,53 +111,19 @@
         <w:pStyle w:val="FirstParagraph"/>
       </w:pPr>
       <w:r>
-        <w:t xml:space="preserve">Научиться оформлять отчёты с помощью легковесного языка разметки Markdown.</w:t>
-      </w:r>
-    </w:p>
-    <w:bookmarkEnd w:id="20"/>
-    <w:bookmarkStart w:id="21" w:name="задание"/>
-    <w:p>
-      <w:pPr>
-        <w:pStyle w:val="Heading1"/>
-      </w:pPr>
-      <w:r>
-        <w:rPr>
-          <w:rStyle w:val="SectionNumber"/>
-        </w:rPr>
-        <w:t xml:space="preserve">2</w:t>
-      </w:r>
-      <w:r>
-        <w:tab/>
-      </w:r>
-      <w:r>
-        <w:t xml:space="preserve">Задание</w:t>
-      </w:r>
-    </w:p>
-    <w:p>
-      <w:pPr>
-        <w:pStyle w:val="FirstParagraph"/>
-      </w:pPr>
-      <w:r>
-        <w:t xml:space="preserve">Сделайте отчёт по предыдущей лабораторной работе в формате Markdown.</w:t>
-      </w:r>
-    </w:p>
-    <w:bookmarkEnd w:id="21"/>
-    <w:bookmarkStart w:id="34" w:name="выполнение-лабораторной-работы"/>
-    <w:p>
-      <w:pPr>
-        <w:pStyle w:val="Heading1"/>
-      </w:pPr>
-      <w:r>
-        <w:rPr>
-          <w:rStyle w:val="SectionNumber"/>
-        </w:rPr>
-        <w:t xml:space="preserve">3</w:t>
-      </w:r>
-      <w:r>
-        <w:tab/>
-      </w:r>
-      <w:r>
-        <w:t xml:space="preserve">Выполнение лабораторной работы</w:t>
+        <w:t xml:space="preserve">Получение навыков настройки базовых и специальных прав доступа для групп пользо</w:t>
+      </w:r>
+      <w:r>
+        <w:t xml:space="preserve"> </w:t>
+      </w:r>
+      <w:r>
+        <w:t xml:space="preserve">вателей в операционной системе типа Linux.</w:t>
+      </w:r>
+      <w:r>
+        <w:t xml:space="preserve"> </w:t>
+      </w:r>
+      <w:r>
+        <w:t xml:space="preserve"># Задание</w:t>
       </w:r>
     </w:p>
     <w:p>
@@ -169,7 +135,134 @@
         </w:numPr>
       </w:pPr>
       <w:r>
-        <w:t xml:space="preserve">Загружаю команду gedit для редактирования отчета(рис. 1)</w:t>
+        <w:t xml:space="preserve">Прочитайте справочное описание man по командам chgrp, chmod, getfacl, setfacl.</w:t>
+      </w:r>
+    </w:p>
+    <w:p>
+      <w:pPr>
+        <w:pStyle w:val="Compact"/>
+        <w:numPr>
+          <w:ilvl w:val="0"/>
+          <w:numId w:val="1001"/>
+        </w:numPr>
+      </w:pPr>
+      <w:r>
+        <w:t xml:space="preserve">Выполните действия по управлению базовыми разрешениями для групп пользовате-</w:t>
+      </w:r>
+      <w:r>
+        <w:t xml:space="preserve"> </w:t>
+      </w:r>
+      <w:r>
+        <w:t xml:space="preserve">лей.</w:t>
+      </w:r>
+    </w:p>
+    <w:p>
+      <w:pPr>
+        <w:pStyle w:val="Compact"/>
+        <w:numPr>
+          <w:ilvl w:val="0"/>
+          <w:numId w:val="1001"/>
+        </w:numPr>
+      </w:pPr>
+      <w:r>
+        <w:t xml:space="preserve">Выполните действия по управлению специальными разрешениями для групп пользо-</w:t>
+      </w:r>
+      <w:r>
+        <w:t xml:space="preserve"> </w:t>
+      </w:r>
+      <w:r>
+        <w:t xml:space="preserve">вателей.</w:t>
+      </w:r>
+    </w:p>
+    <w:p>
+      <w:pPr>
+        <w:pStyle w:val="Compact"/>
+        <w:numPr>
+          <w:ilvl w:val="0"/>
+          <w:numId w:val="1001"/>
+        </w:numPr>
+      </w:pPr>
+      <w:r>
+        <w:t xml:space="preserve">Выполните действия по управлению расширенными разрешениями с использованием</w:t>
+      </w:r>
+      <w:r>
+        <w:t xml:space="preserve"> </w:t>
+      </w:r>
+      <w:r>
+        <w:t xml:space="preserve">списков ACL для групп пользователей.</w:t>
+      </w:r>
+    </w:p>
+    <w:bookmarkEnd w:id="20"/>
+    <w:bookmarkStart w:id="36" w:name="выполнение-лабораторной-работы"/>
+    <w:p>
+      <w:pPr>
+        <w:pStyle w:val="Heading1"/>
+      </w:pPr>
+      <w:r>
+        <w:rPr>
+          <w:rStyle w:val="SectionNumber"/>
+        </w:rPr>
+        <w:t xml:space="preserve">2</w:t>
+      </w:r>
+      <w:r>
+        <w:tab/>
+      </w:r>
+      <w:r>
+        <w:t xml:space="preserve">Выполнение лабораторной работы</w:t>
+      </w:r>
+    </w:p>
+    <w:p>
+      <w:pPr>
+        <w:pStyle w:val="Compact"/>
+        <w:numPr>
+          <w:ilvl w:val="0"/>
+          <w:numId w:val="1002"/>
+        </w:numPr>
+      </w:pPr>
+      <w:r>
+        <w:t xml:space="preserve">Требуется создать структуру каталогов с разными разрешениями доступа для разных</w:t>
+      </w:r>
+      <w:r>
+        <w:t xml:space="preserve"> </w:t>
+      </w:r>
+      <w:r>
+        <w:t xml:space="preserve">групп пользователей.Откройте терминал с учётной записью root:</w:t>
+      </w:r>
+      <w:r>
+        <w:t xml:space="preserve"> </w:t>
+      </w:r>
+      <w:r>
+        <w:t xml:space="preserve">В корневом каталоге создайте каталоги /data/main и /data/third.</w:t>
+      </w:r>
+      <w:r>
+        <w:t xml:space="preserve"> </w:t>
+      </w:r>
+      <w:r>
+        <w:t xml:space="preserve">Посмотрите, кто является владельцем этих каталогов. Для этого используйте.</w:t>
+      </w:r>
+      <w:r>
+        <w:t xml:space="preserve"> </w:t>
+      </w:r>
+      <w:r>
+        <w:t xml:space="preserve">Прежде чем устанавливать разрешения, измените владельцев этих каталогов с root</w:t>
+      </w:r>
+      <w:r>
+        <w:t xml:space="preserve"> </w:t>
+      </w:r>
+      <w:r>
+        <w:t xml:space="preserve">на main и third соответственно. Установите разрешения, позволяющие владельцам каталогов записывать файлы в эти</w:t>
+      </w:r>
+      <w:r>
+        <w:t xml:space="preserve"> </w:t>
+      </w:r>
+      <w:r>
+        <w:t xml:space="preserve">каталоги и запрещающие доступ к содержимому каталогов всем другим пользователям</w:t>
+      </w:r>
+      <w:r>
+        <w:t xml:space="preserve"> </w:t>
+      </w:r>
+      <w:r>
+        <w:t xml:space="preserve">и группам(рис. 1)</w:t>
       </w:r>
     </w:p>
     <w:p>
@@ -179,20 +272,20 @@
       <w:r>
         <w:drawing>
           <wp:inline>
-            <wp:extent cx="3733800" cy="191804"/>
+            <wp:extent cx="3733800" cy="2643687"/>
             <wp:effectExtent b="0" l="0" r="0" t="0"/>
-            <wp:docPr descr="Загружка команды" title="" id="23" name="Picture"/>
+            <wp:docPr descr="Выполняем команды" title="" id="22" name="Picture"/>
             <a:graphic>
               <a:graphicData uri="http://schemas.openxmlformats.org/drawingml/2006/picture">
                 <pic:pic>
                   <pic:nvPicPr>
-                    <pic:cNvPr descr="image/1.png" id="24" name="Picture"/>
+                    <pic:cNvPr descr="image/1.png" id="23" name="Picture"/>
                     <pic:cNvPicPr>
                       <a:picLocks noChangeArrowheads="1" noChangeAspect="1"/>
                     </pic:cNvPicPr>
                   </pic:nvPicPr>
                   <pic:blipFill>
-                    <a:blip r:embed="rId22"/>
+                    <a:blip r:embed="rId21"/>
                     <a:stretch>
                       <a:fillRect/>
                     </a:stretch>
@@ -200,7 +293,7 @@
                   <pic:spPr bwMode="auto">
                     <a:xfrm>
                       <a:off x="0" y="0"/>
-                      <a:ext cx="3733800" cy="191804"/>
+                      <a:ext cx="3733800" cy="2643687"/>
                     </a:xfrm>
                     <a:prstGeom prst="rect">
                       <a:avLst/>
@@ -224,7 +317,7 @@
         <w:pStyle w:val="ImageCaption"/>
       </w:pPr>
       <w:r>
-        <w:t xml:space="preserve">Рис. 1: Загружка команды</w:t>
+        <w:t xml:space="preserve">Рис. 1: Выполняем команды</w:t>
       </w:r>
     </w:p>
     <w:p>
@@ -232,11 +325,23 @@
         <w:pStyle w:val="Compact"/>
         <w:numPr>
           <w:ilvl w:val="0"/>
-          <w:numId w:val="1002"/>
+          <w:numId w:val="1003"/>
         </w:numPr>
       </w:pPr>
       <w:r>
-        <w:t xml:space="preserve">Открываю файл для редактирования(рис. 2)</w:t>
+        <w:t xml:space="preserve">В другом терминале перейдите под учётную запись пользователя. Под пользователем bob попробуйте перейти в каталог /data/main и создать файл</w:t>
+      </w:r>
+      <w:r>
+        <w:t xml:space="preserve"> </w:t>
+      </w:r>
+      <w:r>
+        <w:t xml:space="preserve">emptyfile в этом каталоге. Под пользователем bob попробуйте перейти в каталог /data/third и создать файл</w:t>
+      </w:r>
+      <w:r>
+        <w:t xml:space="preserve"> </w:t>
+      </w:r>
+      <w:r>
+        <w:t xml:space="preserve">emptyfile в этом каталоге.(рис. 2)</w:t>
       </w:r>
     </w:p>
     <w:p>
@@ -246,20 +351,20 @@
       <w:r>
         <w:drawing>
           <wp:inline>
-            <wp:extent cx="3733800" cy="220174"/>
+            <wp:extent cx="3733800" cy="1442459"/>
             <wp:effectExtent b="0" l="0" r="0" t="0"/>
-            <wp:docPr descr="открываем файл" title="" id="26" name="Picture"/>
+            <wp:docPr descr="Создаем файл" title="" id="25" name="Picture"/>
             <a:graphic>
               <a:graphicData uri="http://schemas.openxmlformats.org/drawingml/2006/picture">
                 <pic:pic>
                   <pic:nvPicPr>
-                    <pic:cNvPr descr="image/2.png" id="27" name="Picture"/>
+                    <pic:cNvPr descr="image/2.png" id="26" name="Picture"/>
                     <pic:cNvPicPr>
                       <a:picLocks noChangeArrowheads="1" noChangeAspect="1"/>
                     </pic:cNvPicPr>
                   </pic:nvPicPr>
                   <pic:blipFill>
-                    <a:blip r:embed="rId25"/>
+                    <a:blip r:embed="rId24"/>
                     <a:stretch>
                       <a:fillRect/>
                     </a:stretch>
@@ -267,7 +372,7 @@
                   <pic:spPr bwMode="auto">
                     <a:xfrm>
                       <a:off x="0" y="0"/>
-                      <a:ext cx="3733800" cy="220174"/>
+                      <a:ext cx="3733800" cy="1442459"/>
                     </a:xfrm>
                     <a:prstGeom prst="rect">
                       <a:avLst/>
@@ -291,7 +396,7 @@
         <w:pStyle w:val="ImageCaption"/>
       </w:pPr>
       <w:r>
-        <w:t xml:space="preserve">Рис. 2: открываем файл</w:t>
+        <w:t xml:space="preserve">Рис. 2: Создаем файл</w:t>
       </w:r>
     </w:p>
     <w:p>
@@ -299,11 +404,23 @@
         <w:pStyle w:val="Compact"/>
         <w:numPr>
           <w:ilvl w:val="0"/>
-          <w:numId w:val="1003"/>
+          <w:numId w:val="1004"/>
         </w:numPr>
       </w:pPr>
       <w:r>
-        <w:t xml:space="preserve">Редактируем отчет(рис. 3)</w:t>
+        <w:t xml:space="preserve">Откройте новый терминал под пользователем alice.</w:t>
+      </w:r>
+      <w:r>
+        <w:t xml:space="preserve"> </w:t>
+      </w:r>
+      <w:r>
+        <w:t xml:space="preserve">Перейдите в каталог /data/main.</w:t>
+      </w:r>
+      <w:r>
+        <w:t xml:space="preserve"> </w:t>
+      </w:r>
+      <w:r>
+        <w:t xml:space="preserve">Создайте два файла, владельцем которых является alice(рис. 3)</w:t>
       </w:r>
     </w:p>
     <w:p>
@@ -313,20 +430,20 @@
       <w:r>
         <w:drawing>
           <wp:inline>
-            <wp:extent cx="3733800" cy="2526566"/>
+            <wp:extent cx="3733800" cy="1253168"/>
             <wp:effectExtent b="0" l="0" r="0" t="0"/>
-            <wp:docPr descr="Редактируем" title="" id="29" name="Picture"/>
+            <wp:docPr descr="Пееходим на aice и создаем файлы" title="" id="28" name="Picture"/>
             <a:graphic>
               <a:graphicData uri="http://schemas.openxmlformats.org/drawingml/2006/picture">
                 <pic:pic>
                   <pic:nvPicPr>
-                    <pic:cNvPr descr="image/3.png" id="30" name="Picture"/>
+                    <pic:cNvPr descr="image/3.png" id="29" name="Picture"/>
                     <pic:cNvPicPr>
                       <a:picLocks noChangeArrowheads="1" noChangeAspect="1"/>
                     </pic:cNvPicPr>
                   </pic:nvPicPr>
                   <pic:blipFill>
-                    <a:blip r:embed="rId28"/>
+                    <a:blip r:embed="rId27"/>
                     <a:stretch>
                       <a:fillRect/>
                     </a:stretch>
@@ -334,7 +451,7 @@
                   <pic:spPr bwMode="auto">
                     <a:xfrm>
                       <a:off x="0" y="0"/>
-                      <a:ext cx="3733800" cy="2526566"/>
+                      <a:ext cx="3733800" cy="1253168"/>
                     </a:xfrm>
                     <a:prstGeom prst="rect">
                       <a:avLst/>
@@ -358,7 +475,7 @@
         <w:pStyle w:val="ImageCaption"/>
       </w:pPr>
       <w:r>
-        <w:t xml:space="preserve">Рис. 3: Редактируем</w:t>
+        <w:t xml:space="preserve">Рис. 3: Пееходим на aice и создаем файлы</w:t>
       </w:r>
     </w:p>
     <w:p>
@@ -366,11 +483,23 @@
         <w:pStyle w:val="Compact"/>
         <w:numPr>
           <w:ilvl w:val="0"/>
-          <w:numId w:val="1004"/>
+          <w:numId w:val="1005"/>
         </w:numPr>
       </w:pPr>
       <w:r>
-        <w:t xml:space="preserve">Загружаем файлы на github(рис. 4)</w:t>
+        <w:t xml:space="preserve">Откройте терминал с учётной записью root. Установите права на чтение и выполнение в каталоге /data/main для группы third</w:t>
+      </w:r>
+      <w:r>
+        <w:t xml:space="preserve"> </w:t>
+      </w:r>
+      <w:r>
+        <w:t xml:space="preserve">и права на чтение и выполнение для группы main в каталоге /data/third. Используйте команду getfacl, чтобы убедиться в правильности установки разреше-</w:t>
+      </w:r>
+      <w:r>
+        <w:t xml:space="preserve"> </w:t>
+      </w:r>
+      <w:r>
+        <w:t xml:space="preserve">ний(рис. 4)</w:t>
       </w:r>
     </w:p>
     <w:p>
@@ -380,20 +509,20 @@
       <w:r>
         <w:drawing>
           <wp:inline>
-            <wp:extent cx="3733800" cy="1996684"/>
+            <wp:extent cx="3733800" cy="2265028"/>
             <wp:effectExtent b="0" l="0" r="0" t="0"/>
-            <wp:docPr descr="Отправляем на github" title="" id="32" name="Picture"/>
+            <wp:docPr descr="Устанавливаем права" title="" id="31" name="Picture"/>
             <a:graphic>
               <a:graphicData uri="http://schemas.openxmlformats.org/drawingml/2006/picture">
                 <pic:pic>
                   <pic:nvPicPr>
-                    <pic:cNvPr descr="image/4.png" id="33" name="Picture"/>
+                    <pic:cNvPr descr="image/4.png" id="32" name="Picture"/>
                     <pic:cNvPicPr>
                       <a:picLocks noChangeArrowheads="1" noChangeAspect="1"/>
                     </pic:cNvPicPr>
                   </pic:nvPicPr>
                   <pic:blipFill>
-                    <a:blip r:embed="rId31"/>
+                    <a:blip r:embed="rId30"/>
                     <a:stretch>
                       <a:fillRect/>
                     </a:stretch>
@@ -401,7 +530,7 @@
                   <pic:spPr bwMode="auto">
                     <a:xfrm>
                       <a:off x="0" y="0"/>
-                      <a:ext cx="3733800" cy="1996684"/>
+                      <a:ext cx="3733800" cy="2265028"/>
                     </a:xfrm>
                     <a:prstGeom prst="rect">
                       <a:avLst/>
@@ -425,11 +554,96 @@
         <w:pStyle w:val="ImageCaption"/>
       </w:pPr>
       <w:r>
-        <w:t xml:space="preserve">Рис. 4: Отправляем на github</w:t>
-      </w:r>
-    </w:p>
-    <w:bookmarkEnd w:id="34"/>
-    <w:bookmarkStart w:id="35" w:name="выводы"/>
+        <w:t xml:space="preserve">Рис. 4: Устанавливаем права</w:t>
+      </w:r>
+    </w:p>
+    <w:p>
+      <w:pPr>
+        <w:pStyle w:val="Compact"/>
+        <w:numPr>
+          <w:ilvl w:val="0"/>
+          <w:numId w:val="1006"/>
+        </w:numPr>
+      </w:pPr>
+      <w:r>
+        <w:t xml:space="preserve">Для проверки полномочий группы third в каталоге /data/third войдите в другом</w:t>
+      </w:r>
+      <w:r>
+        <w:t xml:space="preserve"> </w:t>
+      </w:r>
+      <w:r>
+        <w:t xml:space="preserve">терминале под учётной записью члена группы third.</w:t>
+      </w:r>
+      <w:r>
+        <w:t xml:space="preserve"> </w:t>
+      </w:r>
+      <w:r>
+        <w:t xml:space="preserve">Проверьте операции с файлами.</w:t>
+      </w:r>
+      <w:r>
+        <w:t xml:space="preserve"> </w:t>
+      </w:r>
+      <w:r>
+        <w:t xml:space="preserve">Проверьте, возможно ли осуществить запись в файл(рис. 5)</w:t>
+      </w:r>
+    </w:p>
+    <w:p>
+      <w:pPr>
+        <w:pStyle w:val="CaptionedFigure"/>
+      </w:pPr>
+      <w:r>
+        <w:drawing>
+          <wp:inline>
+            <wp:extent cx="3733800" cy="3034960"/>
+            <wp:effectExtent b="0" l="0" r="0" t="0"/>
+            <wp:docPr descr="Проверяем" title="" id="34" name="Picture"/>
+            <a:graphic>
+              <a:graphicData uri="http://schemas.openxmlformats.org/drawingml/2006/picture">
+                <pic:pic>
+                  <pic:nvPicPr>
+                    <pic:cNvPr descr="image/5.png" id="35" name="Picture"/>
+                    <pic:cNvPicPr>
+                      <a:picLocks noChangeArrowheads="1" noChangeAspect="1"/>
+                    </pic:cNvPicPr>
+                  </pic:nvPicPr>
+                  <pic:blipFill>
+                    <a:blip r:embed="rId33"/>
+                    <a:stretch>
+                      <a:fillRect/>
+                    </a:stretch>
+                  </pic:blipFill>
+                  <pic:spPr bwMode="auto">
+                    <a:xfrm>
+                      <a:off x="0" y="0"/>
+                      <a:ext cx="3733800" cy="3034960"/>
+                    </a:xfrm>
+                    <a:prstGeom prst="rect">
+                      <a:avLst/>
+                    </a:prstGeom>
+                    <a:noFill/>
+                    <a:ln w="9525">
+                      <a:noFill/>
+                      <a:headEnd/>
+                      <a:tailEnd/>
+                    </a:ln>
+                  </pic:spPr>
+                </pic:pic>
+              </a:graphicData>
+            </a:graphic>
+          </wp:inline>
+        </w:drawing>
+      </w:r>
+    </w:p>
+    <w:p>
+      <w:pPr>
+        <w:pStyle w:val="ImageCaption"/>
+      </w:pPr>
+      <w:r>
+        <w:t xml:space="preserve">Рис. 5: Проверяем</w:t>
+      </w:r>
+    </w:p>
+    <w:bookmarkEnd w:id="36"/>
+    <w:bookmarkStart w:id="37" w:name="выводы"/>
     <w:p>
       <w:pPr>
         <w:pStyle w:val="Heading1"/>
@@ -438,7 +652,7 @@
         <w:rPr>
           <w:rStyle w:val="SectionNumber"/>
         </w:rPr>
-        <w:t xml:space="preserve">4</w:t>
+        <w:t xml:space="preserve">3</w:t>
       </w:r>
       <w:r>
         <w:tab/>
@@ -452,10 +666,16 @@
         <w:pStyle w:val="FirstParagraph"/>
       </w:pPr>
       <w:r>
-        <w:t xml:space="preserve">Мы научились оформлять отчёты с помощью легковесного языка разметки Markdown.</w:t>
-      </w:r>
-    </w:p>
-    <w:bookmarkEnd w:id="35"/>
+        <w:t xml:space="preserve">Мы получили навыки настройки базовых и специальных прав доступа для групп пользо</w:t>
+      </w:r>
+      <w:r>
+        <w:t xml:space="preserve"> </w:t>
+      </w:r>
+      <w:r>
+        <w:t xml:space="preserve">вателей в операционной системе типа Linux.</w:t>
+      </w:r>
+    </w:p>
+    <w:bookmarkEnd w:id="37"/>
     <w:sectPr/>
   </w:body>
 </w:document>
@@ -902,6 +1122,91 @@
       </w:pPr>
     </w:lvl>
   </w:abstractNum>
+  <w:abstractNum w:abstractNumId="99415">
+    <w:nsid w:val="00A99415"/>
+    <w:multiLevelType w:val="multilevel"/>
+    <w:lvl w:ilvl="0">
+      <w:start w:val="5"/>
+      <w:numFmt w:val="decimal"/>
+      <w:lvlText w:val="%1."/>
+      <w:lvlJc w:val="left"/>
+      <w:pPr>
+        <w:ind w:left="720" w:hanging="480"/>
+      </w:pPr>
+    </w:lvl>
+    <w:lvl w:ilvl="1">
+      <w:start w:val="5"/>
+      <w:numFmt w:val="decimal"/>
+      <w:lvlText w:val="%2."/>
+      <w:lvlJc w:val="left"/>
+      <w:pPr>
+        <w:ind w:left="1440" w:hanging="480"/>
+      </w:pPr>
+    </w:lvl>
+    <w:lvl w:ilvl="2">
+      <w:start w:val="5"/>
+      <w:numFmt w:val="decimal"/>
+      <w:lvlText w:val="%3."/>
+      <w:lvlJc w:val="left"/>
+      <w:pPr>
+        <w:ind w:left="2160" w:hanging="480"/>
+      </w:pPr>
+    </w:lvl>
+    <w:lvl w:ilvl="3">
+      <w:start w:val="5"/>
+      <w:numFmt w:val="decimal"/>
+      <w:lvlText w:val="%4."/>
+      <w:lvlJc w:val="left"/>
+      <w:pPr>
+        <w:ind w:left="2880" w:hanging="480"/>
+      </w:pPr>
+    </w:lvl>
+    <w:lvl w:ilvl="4">
+      <w:start w:val="5"/>
+      <w:numFmt w:val="decimal"/>
+      <w:lvlText w:val="%5."/>
+      <w:lvlJc w:val="left"/>
+      <w:pPr>
+        <w:ind w:left="3600" w:hanging="480"/>
+      </w:pPr>
+    </w:lvl>
+    <w:lvl w:ilvl="5">
+      <w:start w:val="5"/>
+      <w:numFmt w:val="decimal"/>
+      <w:lvlText w:val="%6."/>
+      <w:lvlJc w:val="left"/>
+      <w:pPr>
+        <w:ind w:left="4320" w:hanging="480"/>
+      </w:pPr>
+    </w:lvl>
+    <w:lvl w:ilvl="6">
+      <w:start w:val="5"/>
+      <w:numFmt w:val="decimal"/>
+      <w:lvlText w:val="%7."/>
+      <w:lvlJc w:val="left"/>
+      <w:pPr>
+        <w:ind w:left="5040" w:hanging="480"/>
+      </w:pPr>
+    </w:lvl>
+    <w:lvl w:ilvl="7">
+      <w:start w:val="5"/>
+      <w:numFmt w:val="decimal"/>
+      <w:lvlText w:val="%8."/>
+      <w:lvlJc w:val="left"/>
+      <w:pPr>
+        <w:ind w:left="5760" w:hanging="480"/>
+      </w:pPr>
+    </w:lvl>
+    <w:lvl w:ilvl="8">
+      <w:start w:val="5"/>
+      <w:numFmt w:val="decimal"/>
+      <w:lvlText w:val="%9."/>
+      <w:lvlJc w:val="left"/>
+      <w:pPr>
+        <w:ind w:left="6480" w:hanging="480"/>
+      </w:pPr>
+    </w:lvl>
+  </w:abstractNum>
   <w:num w:numId="1000">
     <w:abstractNumId w:val="990"/>
   </w:num>
@@ -936,6 +1241,36 @@
     </w:lvlOverride>
   </w:num>
   <w:num w:numId="1002">
+    <w:abstractNumId w:val="99411"/>
+    <w:lvlOverride w:ilvl="0">
+      <w:startOverride w:val="1"/>
+    </w:lvlOverride>
+    <w:lvlOverride w:ilvl="1">
+      <w:startOverride w:val="1"/>
+    </w:lvlOverride>
+    <w:lvlOverride w:ilvl="2">
+      <w:startOverride w:val="1"/>
+    </w:lvlOverride>
+    <w:lvlOverride w:ilvl="3">
+      <w:startOverride w:val="1"/>
+    </w:lvlOverride>
+    <w:lvlOverride w:ilvl="4">
+      <w:startOverride w:val="1"/>
+    </w:lvlOverride>
+    <w:lvlOverride w:ilvl="5">
+      <w:startOverride w:val="1"/>
+    </w:lvlOverride>
+    <w:lvlOverride w:ilvl="6">
+      <w:startOverride w:val="1"/>
+    </w:lvlOverride>
+    <w:lvlOverride w:ilvl="7">
+      <w:startOverride w:val="1"/>
+    </w:lvlOverride>
+    <w:lvlOverride w:ilvl="8">
+      <w:startOverride w:val="1"/>
+    </w:lvlOverride>
+  </w:num>
+  <w:num w:numId="1003">
     <w:abstractNumId w:val="99412"/>
     <w:lvlOverride w:ilvl="0">
       <w:startOverride w:val="2"/>
@@ -965,7 +1300,7 @@
       <w:startOverride w:val="2"/>
     </w:lvlOverride>
   </w:num>
-  <w:num w:numId="1003">
+  <w:num w:numId="1004">
     <w:abstractNumId w:val="99413"/>
     <w:lvlOverride w:ilvl="0">
       <w:startOverride w:val="3"/>
@@ -995,7 +1330,7 @@
       <w:startOverride w:val="3"/>
     </w:lvlOverride>
   </w:num>
-  <w:num w:numId="1004">
+  <w:num w:numId="1005">
     <w:abstractNumId w:val="99414"/>
     <w:lvlOverride w:ilvl="0">
       <w:startOverride w:val="4"/>
@@ -1023,6 +1358,36 @@
     </w:lvlOverride>
     <w:lvlOverride w:ilvl="8">
       <w:startOverride w:val="4"/>
+    </w:lvlOverride>
+  </w:num>
+  <w:num w:numId="1006">
+    <w:abstractNumId w:val="99415"/>
+    <w:lvlOverride w:ilvl="0">
+      <w:startOverride w:val="5"/>
+    </w:lvlOverride>
+    <w:lvlOverride w:ilvl="1">
+      <w:startOverride w:val="5"/>
+    </w:lvlOverride>
+    <w:lvlOverride w:ilvl="2">
+      <w:startOverride w:val="5"/>
+    </w:lvlOverride>
+    <w:lvlOverride w:ilvl="3">
+      <w:startOverride w:val="5"/>
+    </w:lvlOverride>
+    <w:lvlOverride w:ilvl="4">
+      <w:startOverride w:val="5"/>
+    </w:lvlOverride>
+    <w:lvlOverride w:ilvl="5">
+      <w:startOverride w:val="5"/>
+    </w:lvlOverride>
+    <w:lvlOverride w:ilvl="6">
+      <w:startOverride w:val="5"/>
+    </w:lvlOverride>
+    <w:lvlOverride w:ilvl="7">
+      <w:startOverride w:val="5"/>
+    </w:lvlOverride>
+    <w:lvlOverride w:ilvl="8">
+      <w:startOverride w:val="5"/>
     </w:lvlOverride>
   </w:num>
 </w:numbering>

--- a/labs/lab03/report/report.docx
+++ b/labs/lab03/report/report.docx
@@ -119,11 +119,24 @@
       <w:r>
         <w:t xml:space="preserve">вателей в операционной системе типа Linux.</w:t>
       </w:r>
-      <w:r>
-        <w:t xml:space="preserve"> </w:t>
-      </w:r>
-      <w:r>
-        <w:t xml:space="preserve"># Задание</w:t>
+    </w:p>
+    <w:bookmarkEnd w:id="20"/>
+    <w:bookmarkStart w:id="21" w:name="задание"/>
+    <w:p>
+      <w:pPr>
+        <w:pStyle w:val="Heading1"/>
+      </w:pPr>
+      <w:r>
+        <w:rPr>
+          <w:rStyle w:val="SectionNumber"/>
+        </w:rPr>
+        <w:t xml:space="preserve">2</w:t>
+      </w:r>
+      <w:r>
+        <w:tab/>
+      </w:r>
+      <w:r>
+        <w:t xml:space="preserve">Задание</w:t>
       </w:r>
     </w:p>
     <w:p>
@@ -192,8 +205,8 @@
         <w:t xml:space="preserve">списков ACL для групп пользователей.</w:t>
       </w:r>
     </w:p>
-    <w:bookmarkEnd w:id="20"/>
-    <w:bookmarkStart w:id="36" w:name="выполнение-лабораторной-работы"/>
+    <w:bookmarkEnd w:id="21"/>
+    <w:bookmarkStart w:id="37" w:name="выполнение-лабораторной-работы"/>
     <w:p>
       <w:pPr>
         <w:pStyle w:val="Heading1"/>
@@ -202,7 +215,7 @@
         <w:rPr>
           <w:rStyle w:val="SectionNumber"/>
         </w:rPr>
-        <w:t xml:space="preserve">2</w:t>
+        <w:t xml:space="preserve">3</w:t>
       </w:r>
       <w:r>
         <w:tab/>
@@ -274,18 +287,18 @@
           <wp:inline>
             <wp:extent cx="3733800" cy="2643687"/>
             <wp:effectExtent b="0" l="0" r="0" t="0"/>
-            <wp:docPr descr="Выполняем команды" title="" id="22" name="Picture"/>
+            <wp:docPr descr="Выполняем команды" title="" id="23" name="Picture"/>
             <a:graphic>
               <a:graphicData uri="http://schemas.openxmlformats.org/drawingml/2006/picture">
                 <pic:pic>
                   <pic:nvPicPr>
-                    <pic:cNvPr descr="image/1.png" id="23" name="Picture"/>
+                    <pic:cNvPr descr="image/1.png" id="24" name="Picture"/>
                     <pic:cNvPicPr>
                       <a:picLocks noChangeArrowheads="1" noChangeAspect="1"/>
                     </pic:cNvPicPr>
                   </pic:nvPicPr>
                   <pic:blipFill>
-                    <a:blip r:embed="rId21"/>
+                    <a:blip r:embed="rId22"/>
                     <a:stretch>
                       <a:fillRect/>
                     </a:stretch>
@@ -353,18 +366,18 @@
           <wp:inline>
             <wp:extent cx="3733800" cy="1442459"/>
             <wp:effectExtent b="0" l="0" r="0" t="0"/>
-            <wp:docPr descr="Создаем файл" title="" id="25" name="Picture"/>
+            <wp:docPr descr="Создаем файл" title="" id="26" name="Picture"/>
             <a:graphic>
               <a:graphicData uri="http://schemas.openxmlformats.org/drawingml/2006/picture">
                 <pic:pic>
                   <pic:nvPicPr>
-                    <pic:cNvPr descr="image/2.png" id="26" name="Picture"/>
+                    <pic:cNvPr descr="image/2.png" id="27" name="Picture"/>
                     <pic:cNvPicPr>
                       <a:picLocks noChangeArrowheads="1" noChangeAspect="1"/>
                     </pic:cNvPicPr>
                   </pic:nvPicPr>
                   <pic:blipFill>
-                    <a:blip r:embed="rId24"/>
+                    <a:blip r:embed="rId25"/>
                     <a:stretch>
                       <a:fillRect/>
                     </a:stretch>
@@ -432,18 +445,18 @@
           <wp:inline>
             <wp:extent cx="3733800" cy="1253168"/>
             <wp:effectExtent b="0" l="0" r="0" t="0"/>
-            <wp:docPr descr="Пееходим на aice и создаем файлы" title="" id="28" name="Picture"/>
+            <wp:docPr descr="Пееходим на aice и создаем файлы" title="" id="29" name="Picture"/>
             <a:graphic>
               <a:graphicData uri="http://schemas.openxmlformats.org/drawingml/2006/picture">
                 <pic:pic>
                   <pic:nvPicPr>
-                    <pic:cNvPr descr="image/3.png" id="29" name="Picture"/>
+                    <pic:cNvPr descr="image/3.png" id="30" name="Picture"/>
                     <pic:cNvPicPr>
                       <a:picLocks noChangeArrowheads="1" noChangeAspect="1"/>
                     </pic:cNvPicPr>
                   </pic:nvPicPr>
                   <pic:blipFill>
-                    <a:blip r:embed="rId27"/>
+                    <a:blip r:embed="rId28"/>
                     <a:stretch>
                       <a:fillRect/>
                     </a:stretch>
@@ -511,18 +524,18 @@
           <wp:inline>
             <wp:extent cx="3733800" cy="2265028"/>
             <wp:effectExtent b="0" l="0" r="0" t="0"/>
-            <wp:docPr descr="Устанавливаем права" title="" id="31" name="Picture"/>
+            <wp:docPr descr="Устанавливаем права" title="" id="32" name="Picture"/>
             <a:graphic>
               <a:graphicData uri="http://schemas.openxmlformats.org/drawingml/2006/picture">
                 <pic:pic>
                   <pic:nvPicPr>
-                    <pic:cNvPr descr="image/4.png" id="32" name="Picture"/>
+                    <pic:cNvPr descr="image/4.png" id="33" name="Picture"/>
                     <pic:cNvPicPr>
                       <a:picLocks noChangeArrowheads="1" noChangeAspect="1"/>
                     </pic:cNvPicPr>
                   </pic:nvPicPr>
                   <pic:blipFill>
-                    <a:blip r:embed="rId30"/>
+                    <a:blip r:embed="rId31"/>
                     <a:stretch>
                       <a:fillRect/>
                     </a:stretch>
@@ -596,18 +609,18 @@
           <wp:inline>
             <wp:extent cx="3733800" cy="3034960"/>
             <wp:effectExtent b="0" l="0" r="0" t="0"/>
-            <wp:docPr descr="Проверяем" title="" id="34" name="Picture"/>
+            <wp:docPr descr="Проверяем" title="" id="35" name="Picture"/>
             <a:graphic>
               <a:graphicData uri="http://schemas.openxmlformats.org/drawingml/2006/picture">
                 <pic:pic>
                   <pic:nvPicPr>
-                    <pic:cNvPr descr="image/5.png" id="35" name="Picture"/>
+                    <pic:cNvPr descr="image/5.png" id="36" name="Picture"/>
                     <pic:cNvPicPr>
                       <a:picLocks noChangeArrowheads="1" noChangeAspect="1"/>
                     </pic:cNvPicPr>
                   </pic:nvPicPr>
                   <pic:blipFill>
-                    <a:blip r:embed="rId33"/>
+                    <a:blip r:embed="rId34"/>
                     <a:stretch>
                       <a:fillRect/>
                     </a:stretch>
@@ -642,8 +655,8 @@
         <w:t xml:space="preserve">Рис. 5: Проверяем</w:t>
       </w:r>
     </w:p>
-    <w:bookmarkEnd w:id="36"/>
-    <w:bookmarkStart w:id="37" w:name="выводы"/>
+    <w:bookmarkEnd w:id="37"/>
+    <w:bookmarkStart w:id="38" w:name="выводы"/>
     <w:p>
       <w:pPr>
         <w:pStyle w:val="Heading1"/>
@@ -652,7 +665,7 @@
         <w:rPr>
           <w:rStyle w:val="SectionNumber"/>
         </w:rPr>
-        <w:t xml:space="preserve">3</w:t>
+        <w:t xml:space="preserve">4</w:t>
       </w:r>
       <w:r>
         <w:tab/>
@@ -675,7 +688,7 @@
         <w:t xml:space="preserve">вателей в операционной системе типа Linux.</w:t>
       </w:r>
     </w:p>
-    <w:bookmarkEnd w:id="37"/>
+    <w:bookmarkEnd w:id="38"/>
     <w:sectPr/>
   </w:body>
 </w:document>
